--- a/NTPServer Assembly Manual.docx
+++ b/NTPServer Assembly Manual.docx
@@ -1911,7 +1911,7 @@
           <w:rFonts w:ascii="Arial" w:hAnsi="Arial"/>
           <w:sz w:val="22"/>
         </w:rPr>
-        <w:t>LEDs: the STATUS indicator should report the active source by color and blink (blue heartbeat on GPS lock, green double-blink on NTP lock, amber triple-blink in holdover); the ACTIVITY indicator flashes as NTP requests are served. If no LED lights, check the 74HCT14, the LED series resistors, and the data/clock continuity along the chain.</w:t>
+        <w:t>LEDs: the STATUS indicator pulses one short heartbeat per second, its color reporting the active source (green on GPS lock, blue on NTP lock, amber in GPS holdover); the ACTIVITY indicator flashes as NTP requests are served. If no LED lights, check the 74HCT14, the LED series resistors, and the data/clock continuity along the chain.</w:t>
       </w:r>
     </w:p>
     <w:p>

--- a/NTPServer Assembly Manual.docx
+++ b/NTPServer Assembly Manual.docx
@@ -207,7 +207,7 @@
                 <w:rFonts w:ascii="Arial" w:hAnsi="Arial"/>
                 <w:sz w:val="22"/>
               </w:rPr>
-              <w:t>2.0.0</w:t>
+              <w:t>1</w:t>
             </w:r>
           </w:p>
         </w:tc>
